--- a/grade8/Fluency-Lab-Package/module-materials/Module-4-Fractions/FluencyLab_M4_Mixed_Review.docx
+++ b/grade8/Fluency-Lab-Package/module-materials/Module-4-Fractions/FluencyLab_M4_Mixed_Review.docx
@@ -49,6 +49,9 @@
         <w:gridCol w:w="5960"/>
       </w:tblGrid>
       <w:tr>
+        <w:trPr>
+          <w:cantSplit/>
+        </w:trPr>
         <w:tc>
           <w:tcPr>
             <w:tcW w:type="dxa" w:w="3400"/>
@@ -133,25 +136,7 @@
           <w:sz w:val="22"/>
           <w:szCs w:val="22"/>
         </w:rPr>
-        <w:t xml:space="preserve">Every operation mixed together. Before each, ask: </w:t>
-      </w:r>
-      <w:r>
-        <w:rPr>
-          <w:b/>
-          <w:bCs/>
-          <w:color w:val="222222"/>
-          <w:sz w:val="22"/>
-          <w:szCs w:val="22"/>
-        </w:rPr>
-        <w:t xml:space="preserve">do I need a common denominator, or not?</w:t>
-      </w:r>
-      <w:r>
-        <w:rPr>
-          <w:color w:val="222222"/>
-          <w:sz w:val="22"/>
-          <w:szCs w:val="22"/>
-        </w:rPr>
-        <w:t xml:space="preserve">  (+ and − yes; × and ÷ no.)</w:t>
+        <w:t xml:space="preserve">Common denominator for + and − only.</w:t>
       </w:r>
     </w:p>
     <w:p>
@@ -187,6 +172,9 @@
         <w:gridCol w:w="4680"/>
       </w:tblGrid>
       <w:tr>
+        <w:trPr>
+          <w:cantSplit/>
+        </w:trPr>
         <w:tc>
           <w:tcPr>
             <w:tcW w:type="dxa" w:w="4680"/>
@@ -220,7 +208,7 @@
           </w:p>
           <w:tbl>
             <w:tblPr>
-              <w:tblW w:type="dxa" w:w="2960"/>
+              <w:tblW w:type="dxa" w:w="3180"/>
               <w:jc w:val="left"/>
               <w:tblBorders>
                 <w:top w:val="single" w:color="auto" w:sz="4"/>
@@ -236,7 +224,7 @@
               <w:gridCol w:w="520"/>
               <w:gridCol w:w="700"/>
               <w:gridCol w:w="520"/>
-              <w:gridCol w:w="520"/>
+              <w:gridCol w:w="740"/>
             </w:tblGrid>
             <w:tr>
               <w:tc>
@@ -525,7 +513,7 @@
               </w:tc>
               <w:tc>
                 <w:tcPr>
-                  <w:tcW w:type="dxa" w:w="520"/>
+                  <w:tcW w:type="dxa" w:w="740"/>
                   <w:tcBorders>
                     <w:top w:val="none" w:color="FFFFFF" w:sz="0"/>
                     <w:left w:val="none" w:color="FFFFFF" w:sz="0"/>
@@ -534,27 +522,102 @@
                   </w:tcBorders>
                   <w:tcMar>
                     <w:top w:type="dxa" w:w="30"/>
-                    <w:left w:type="dxa" w:w="10"/>
+                    <w:left w:type="dxa" w:w="20"/>
                     <w:bottom w:type="dxa" w:w="30"/>
-                    <w:right w:type="dxa" w:w="10"/>
+                    <w:right w:type="dxa" w:w="20"/>
                   </w:tcMar>
                   <w:vAlign w:val="center"/>
                 </w:tcPr>
-                <w:p>
-                  <w:pPr>
+                <w:tbl>
+                  <w:tblPr>
+                    <w:tblW w:type="dxa" w:w="640"/>
                     <w:jc w:val="center"/>
-                  </w:pPr>
-                  <w:r>
-                    <w:rPr>
-                      <w:b/>
-                      <w:bCs/>
-                      <w:color w:val="1A1A1A"/>
-                      <w:sz w:val="22"/>
-                      <w:szCs w:val="22"/>
-                    </w:rPr>
-                    <w:t xml:space="preserve">______</w:t>
-                  </w:r>
-                </w:p>
+                    <w:tblBorders>
+                      <w:top w:val="single" w:color="auto" w:sz="4"/>
+                      <w:left w:val="single" w:color="auto" w:sz="4"/>
+                      <w:bottom w:val="single" w:color="auto" w:sz="4"/>
+                      <w:right w:val="single" w:color="auto" w:sz="4"/>
+                      <w:insideH w:val="none" w:color="FFFFFF" w:sz="0"/>
+                      <w:insideV w:val="single" w:color="auto" w:sz="4"/>
+                    </w:tblBorders>
+                  </w:tblPr>
+                  <w:tblGrid>
+                    <w:gridCol w:w="640"/>
+                  </w:tblGrid>
+                  <w:tr>
+                    <w:tc>
+                      <w:tcPr>
+                        <w:tcW w:type="dxa" w:w="520"/>
+                        <w:tcBorders>
+                          <w:top w:val="dashed" w:color="9AA3B5" w:sz="6"/>
+                          <w:left w:val="dashed" w:color="9AA3B5" w:sz="6"/>
+                          <w:bottom w:val="single" w:color="1A1A1A" w:sz="8"/>
+                          <w:right w:val="dashed" w:color="9AA3B5" w:sz="6"/>
+                        </w:tcBorders>
+                        <w:tcMar>
+                          <w:top w:type="dxa" w:w="0"/>
+                          <w:left w:type="dxa" w:w="30"/>
+                          <w:bottom w:type="dxa" w:w="0"/>
+                          <w:right w:type="dxa" w:w="30"/>
+                        </w:tcMar>
+                      </w:tcPr>
+                      <w:p>
+                        <w:pPr>
+                          <w:spacing w:after="0" w:line="250"/>
+                          <w:jc w:val="center"/>
+                        </w:pPr>
+                        <w:r>
+                          <w:rPr>
+                            <w:rFonts w:ascii="Consolas" w:cs="Consolas" w:eastAsia="Consolas" w:hAnsi="Consolas"/>
+                            <w:b/>
+                            <w:bCs/>
+                            <w:color w:val="1A1A1A"/>
+                            <w:sz w:val="26"/>
+                            <w:szCs w:val="26"/>
+                          </w:rPr>
+                          <w:t xml:space="preserve">   </w:t>
+                        </w:r>
+                      </w:p>
+                    </w:tc>
+                  </w:tr>
+                  <w:tr>
+                    <w:tc>
+                      <w:tcPr>
+                        <w:tcW w:type="dxa" w:w="520"/>
+                        <w:tcBorders>
+                          <w:top w:val="none" w:color="FFFFFF" w:sz="0"/>
+                          <w:left w:val="dashed" w:color="9AA3B5" w:sz="6"/>
+                          <w:bottom w:val="dashed" w:color="9AA3B5" w:sz="6"/>
+                          <w:right w:val="dashed" w:color="9AA3B5" w:sz="6"/>
+                        </w:tcBorders>
+                        <w:tcMar>
+                          <w:top w:type="dxa" w:w="0"/>
+                          <w:left w:type="dxa" w:w="30"/>
+                          <w:bottom w:type="dxa" w:w="0"/>
+                          <w:right w:type="dxa" w:w="30"/>
+                        </w:tcMar>
+                      </w:tcPr>
+                      <w:p>
+                        <w:pPr>
+                          <w:spacing w:after="0" w:line="250"/>
+                          <w:jc w:val="center"/>
+                        </w:pPr>
+                        <w:r>
+                          <w:rPr>
+                            <w:rFonts w:ascii="Consolas" w:cs="Consolas" w:eastAsia="Consolas" w:hAnsi="Consolas"/>
+                            <w:b/>
+                            <w:bCs/>
+                            <w:color w:val="1A1A1A"/>
+                            <w:sz w:val="26"/>
+                            <w:szCs w:val="26"/>
+                          </w:rPr>
+                          <w:t xml:space="preserve">   </w:t>
+                        </w:r>
+                      </w:p>
+                    </w:tc>
+                  </w:tr>
+                </w:tbl>
+                <w:p/>
               </w:tc>
             </w:tr>
           </w:tbl>
@@ -593,7 +656,7 @@
           </w:p>
           <w:tbl>
             <w:tblPr>
-              <w:tblW w:type="dxa" w:w="2960"/>
+              <w:tblW w:type="dxa" w:w="3180"/>
               <w:jc w:val="left"/>
               <w:tblBorders>
                 <w:top w:val="single" w:color="auto" w:sz="4"/>
@@ -609,7 +672,7 @@
               <w:gridCol w:w="520"/>
               <w:gridCol w:w="700"/>
               <w:gridCol w:w="520"/>
-              <w:gridCol w:w="520"/>
+              <w:gridCol w:w="740"/>
             </w:tblGrid>
             <w:tr>
               <w:tc>
@@ -898,7 +961,7 @@
               </w:tc>
               <w:tc>
                 <w:tcPr>
-                  <w:tcW w:type="dxa" w:w="520"/>
+                  <w:tcW w:type="dxa" w:w="740"/>
                   <w:tcBorders>
                     <w:top w:val="none" w:color="FFFFFF" w:sz="0"/>
                     <w:left w:val="none" w:color="FFFFFF" w:sz="0"/>
@@ -907,27 +970,102 @@
                   </w:tcBorders>
                   <w:tcMar>
                     <w:top w:type="dxa" w:w="30"/>
-                    <w:left w:type="dxa" w:w="10"/>
+                    <w:left w:type="dxa" w:w="20"/>
                     <w:bottom w:type="dxa" w:w="30"/>
-                    <w:right w:type="dxa" w:w="10"/>
+                    <w:right w:type="dxa" w:w="20"/>
                   </w:tcMar>
                   <w:vAlign w:val="center"/>
                 </w:tcPr>
-                <w:p>
-                  <w:pPr>
+                <w:tbl>
+                  <w:tblPr>
+                    <w:tblW w:type="dxa" w:w="640"/>
                     <w:jc w:val="center"/>
-                  </w:pPr>
-                  <w:r>
-                    <w:rPr>
-                      <w:b/>
-                      <w:bCs/>
-                      <w:color w:val="1A1A1A"/>
-                      <w:sz w:val="22"/>
-                      <w:szCs w:val="22"/>
-                    </w:rPr>
-                    <w:t xml:space="preserve">______</w:t>
-                  </w:r>
-                </w:p>
+                    <w:tblBorders>
+                      <w:top w:val="single" w:color="auto" w:sz="4"/>
+                      <w:left w:val="single" w:color="auto" w:sz="4"/>
+                      <w:bottom w:val="single" w:color="auto" w:sz="4"/>
+                      <w:right w:val="single" w:color="auto" w:sz="4"/>
+                      <w:insideH w:val="none" w:color="FFFFFF" w:sz="0"/>
+                      <w:insideV w:val="single" w:color="auto" w:sz="4"/>
+                    </w:tblBorders>
+                  </w:tblPr>
+                  <w:tblGrid>
+                    <w:gridCol w:w="640"/>
+                  </w:tblGrid>
+                  <w:tr>
+                    <w:tc>
+                      <w:tcPr>
+                        <w:tcW w:type="dxa" w:w="520"/>
+                        <w:tcBorders>
+                          <w:top w:val="dashed" w:color="9AA3B5" w:sz="6"/>
+                          <w:left w:val="dashed" w:color="9AA3B5" w:sz="6"/>
+                          <w:bottom w:val="single" w:color="1A1A1A" w:sz="8"/>
+                          <w:right w:val="dashed" w:color="9AA3B5" w:sz="6"/>
+                        </w:tcBorders>
+                        <w:tcMar>
+                          <w:top w:type="dxa" w:w="0"/>
+                          <w:left w:type="dxa" w:w="30"/>
+                          <w:bottom w:type="dxa" w:w="0"/>
+                          <w:right w:type="dxa" w:w="30"/>
+                        </w:tcMar>
+                      </w:tcPr>
+                      <w:p>
+                        <w:pPr>
+                          <w:spacing w:after="0" w:line="250"/>
+                          <w:jc w:val="center"/>
+                        </w:pPr>
+                        <w:r>
+                          <w:rPr>
+                            <w:rFonts w:ascii="Consolas" w:cs="Consolas" w:eastAsia="Consolas" w:hAnsi="Consolas"/>
+                            <w:b/>
+                            <w:bCs/>
+                            <w:color w:val="1A1A1A"/>
+                            <w:sz w:val="26"/>
+                            <w:szCs w:val="26"/>
+                          </w:rPr>
+                          <w:t xml:space="preserve">   </w:t>
+                        </w:r>
+                      </w:p>
+                    </w:tc>
+                  </w:tr>
+                  <w:tr>
+                    <w:tc>
+                      <w:tcPr>
+                        <w:tcW w:type="dxa" w:w="520"/>
+                        <w:tcBorders>
+                          <w:top w:val="none" w:color="FFFFFF" w:sz="0"/>
+                          <w:left w:val="dashed" w:color="9AA3B5" w:sz="6"/>
+                          <w:bottom w:val="dashed" w:color="9AA3B5" w:sz="6"/>
+                          <w:right w:val="dashed" w:color="9AA3B5" w:sz="6"/>
+                        </w:tcBorders>
+                        <w:tcMar>
+                          <w:top w:type="dxa" w:w="0"/>
+                          <w:left w:type="dxa" w:w="30"/>
+                          <w:bottom w:type="dxa" w:w="0"/>
+                          <w:right w:type="dxa" w:w="30"/>
+                        </w:tcMar>
+                      </w:tcPr>
+                      <w:p>
+                        <w:pPr>
+                          <w:spacing w:after="0" w:line="250"/>
+                          <w:jc w:val="center"/>
+                        </w:pPr>
+                        <w:r>
+                          <w:rPr>
+                            <w:rFonts w:ascii="Consolas" w:cs="Consolas" w:eastAsia="Consolas" w:hAnsi="Consolas"/>
+                            <w:b/>
+                            <w:bCs/>
+                            <w:color w:val="1A1A1A"/>
+                            <w:sz w:val="26"/>
+                            <w:szCs w:val="26"/>
+                          </w:rPr>
+                          <w:t xml:space="preserve">   </w:t>
+                        </w:r>
+                      </w:p>
+                    </w:tc>
+                  </w:tr>
+                </w:tbl>
+                <w:p/>
               </w:tc>
             </w:tr>
           </w:tbl>
@@ -935,6 +1073,9 @@
         </w:tc>
       </w:tr>
       <w:tr>
+        <w:trPr>
+          <w:cantSplit/>
+        </w:trPr>
         <w:tc>
           <w:tcPr>
             <w:tcW w:type="dxa" w:w="4680"/>
@@ -968,7 +1109,7 @@
           </w:p>
           <w:tbl>
             <w:tblPr>
-              <w:tblW w:type="dxa" w:w="2960"/>
+              <w:tblW w:type="dxa" w:w="3180"/>
               <w:jc w:val="left"/>
               <w:tblBorders>
                 <w:top w:val="single" w:color="auto" w:sz="4"/>
@@ -984,7 +1125,7 @@
               <w:gridCol w:w="520"/>
               <w:gridCol w:w="700"/>
               <w:gridCol w:w="520"/>
-              <w:gridCol w:w="520"/>
+              <w:gridCol w:w="740"/>
             </w:tblGrid>
             <w:tr>
               <w:tc>
@@ -1125,7 +1266,7 @@
                       <w:sz w:val="26"/>
                       <w:szCs w:val="26"/>
                     </w:rPr>
-                    <w:t xml:space="preserve">-</w:t>
+                    <w:t xml:space="preserve">−</w:t>
                   </w:r>
                 </w:p>
               </w:tc>
@@ -1273,7 +1414,7 @@
               </w:tc>
               <w:tc>
                 <w:tcPr>
-                  <w:tcW w:type="dxa" w:w="520"/>
+                  <w:tcW w:type="dxa" w:w="740"/>
                   <w:tcBorders>
                     <w:top w:val="none" w:color="FFFFFF" w:sz="0"/>
                     <w:left w:val="none" w:color="FFFFFF" w:sz="0"/>
@@ -1282,27 +1423,102 @@
                   </w:tcBorders>
                   <w:tcMar>
                     <w:top w:type="dxa" w:w="30"/>
-                    <w:left w:type="dxa" w:w="10"/>
+                    <w:left w:type="dxa" w:w="20"/>
                     <w:bottom w:type="dxa" w:w="30"/>
-                    <w:right w:type="dxa" w:w="10"/>
+                    <w:right w:type="dxa" w:w="20"/>
                   </w:tcMar>
                   <w:vAlign w:val="center"/>
                 </w:tcPr>
-                <w:p>
-                  <w:pPr>
+                <w:tbl>
+                  <w:tblPr>
+                    <w:tblW w:type="dxa" w:w="640"/>
                     <w:jc w:val="center"/>
-                  </w:pPr>
-                  <w:r>
-                    <w:rPr>
-                      <w:b/>
-                      <w:bCs/>
-                      <w:color w:val="1A1A1A"/>
-                      <w:sz w:val="22"/>
-                      <w:szCs w:val="22"/>
-                    </w:rPr>
-                    <w:t xml:space="preserve">______</w:t>
-                  </w:r>
-                </w:p>
+                    <w:tblBorders>
+                      <w:top w:val="single" w:color="auto" w:sz="4"/>
+                      <w:left w:val="single" w:color="auto" w:sz="4"/>
+                      <w:bottom w:val="single" w:color="auto" w:sz="4"/>
+                      <w:right w:val="single" w:color="auto" w:sz="4"/>
+                      <w:insideH w:val="none" w:color="FFFFFF" w:sz="0"/>
+                      <w:insideV w:val="single" w:color="auto" w:sz="4"/>
+                    </w:tblBorders>
+                  </w:tblPr>
+                  <w:tblGrid>
+                    <w:gridCol w:w="640"/>
+                  </w:tblGrid>
+                  <w:tr>
+                    <w:tc>
+                      <w:tcPr>
+                        <w:tcW w:type="dxa" w:w="520"/>
+                        <w:tcBorders>
+                          <w:top w:val="dashed" w:color="9AA3B5" w:sz="6"/>
+                          <w:left w:val="dashed" w:color="9AA3B5" w:sz="6"/>
+                          <w:bottom w:val="single" w:color="1A1A1A" w:sz="8"/>
+                          <w:right w:val="dashed" w:color="9AA3B5" w:sz="6"/>
+                        </w:tcBorders>
+                        <w:tcMar>
+                          <w:top w:type="dxa" w:w="0"/>
+                          <w:left w:type="dxa" w:w="30"/>
+                          <w:bottom w:type="dxa" w:w="0"/>
+                          <w:right w:type="dxa" w:w="30"/>
+                        </w:tcMar>
+                      </w:tcPr>
+                      <w:p>
+                        <w:pPr>
+                          <w:spacing w:after="0" w:line="250"/>
+                          <w:jc w:val="center"/>
+                        </w:pPr>
+                        <w:r>
+                          <w:rPr>
+                            <w:rFonts w:ascii="Consolas" w:cs="Consolas" w:eastAsia="Consolas" w:hAnsi="Consolas"/>
+                            <w:b/>
+                            <w:bCs/>
+                            <w:color w:val="1A1A1A"/>
+                            <w:sz w:val="26"/>
+                            <w:szCs w:val="26"/>
+                          </w:rPr>
+                          <w:t xml:space="preserve">   </w:t>
+                        </w:r>
+                      </w:p>
+                    </w:tc>
+                  </w:tr>
+                  <w:tr>
+                    <w:tc>
+                      <w:tcPr>
+                        <w:tcW w:type="dxa" w:w="520"/>
+                        <w:tcBorders>
+                          <w:top w:val="none" w:color="FFFFFF" w:sz="0"/>
+                          <w:left w:val="dashed" w:color="9AA3B5" w:sz="6"/>
+                          <w:bottom w:val="dashed" w:color="9AA3B5" w:sz="6"/>
+                          <w:right w:val="dashed" w:color="9AA3B5" w:sz="6"/>
+                        </w:tcBorders>
+                        <w:tcMar>
+                          <w:top w:type="dxa" w:w="0"/>
+                          <w:left w:type="dxa" w:w="30"/>
+                          <w:bottom w:type="dxa" w:w="0"/>
+                          <w:right w:type="dxa" w:w="30"/>
+                        </w:tcMar>
+                      </w:tcPr>
+                      <w:p>
+                        <w:pPr>
+                          <w:spacing w:after="0" w:line="250"/>
+                          <w:jc w:val="center"/>
+                        </w:pPr>
+                        <w:r>
+                          <w:rPr>
+                            <w:rFonts w:ascii="Consolas" w:cs="Consolas" w:eastAsia="Consolas" w:hAnsi="Consolas"/>
+                            <w:b/>
+                            <w:bCs/>
+                            <w:color w:val="1A1A1A"/>
+                            <w:sz w:val="26"/>
+                            <w:szCs w:val="26"/>
+                          </w:rPr>
+                          <w:t xml:space="preserve">   </w:t>
+                        </w:r>
+                      </w:p>
+                    </w:tc>
+                  </w:tr>
+                </w:tbl>
+                <w:p/>
               </w:tc>
             </w:tr>
           </w:tbl>
@@ -1341,7 +1557,7 @@
           </w:p>
           <w:tbl>
             <w:tblPr>
-              <w:tblW w:type="dxa" w:w="2960"/>
+              <w:tblW w:type="dxa" w:w="3180"/>
               <w:jc w:val="left"/>
               <w:tblBorders>
                 <w:top w:val="single" w:color="auto" w:sz="4"/>
@@ -1357,7 +1573,7 @@
               <w:gridCol w:w="520"/>
               <w:gridCol w:w="700"/>
               <w:gridCol w:w="520"/>
-              <w:gridCol w:w="520"/>
+              <w:gridCol w:w="740"/>
             </w:tblGrid>
             <w:tr>
               <w:tc>
@@ -1646,7 +1862,7 @@
               </w:tc>
               <w:tc>
                 <w:tcPr>
-                  <w:tcW w:type="dxa" w:w="520"/>
+                  <w:tcW w:type="dxa" w:w="740"/>
                   <w:tcBorders>
                     <w:top w:val="none" w:color="FFFFFF" w:sz="0"/>
                     <w:left w:val="none" w:color="FFFFFF" w:sz="0"/>
@@ -1655,27 +1871,102 @@
                   </w:tcBorders>
                   <w:tcMar>
                     <w:top w:type="dxa" w:w="30"/>
-                    <w:left w:type="dxa" w:w="10"/>
+                    <w:left w:type="dxa" w:w="20"/>
                     <w:bottom w:type="dxa" w:w="30"/>
-                    <w:right w:type="dxa" w:w="10"/>
+                    <w:right w:type="dxa" w:w="20"/>
                   </w:tcMar>
                   <w:vAlign w:val="center"/>
                 </w:tcPr>
-                <w:p>
-                  <w:pPr>
+                <w:tbl>
+                  <w:tblPr>
+                    <w:tblW w:type="dxa" w:w="640"/>
                     <w:jc w:val="center"/>
-                  </w:pPr>
-                  <w:r>
-                    <w:rPr>
-                      <w:b/>
-                      <w:bCs/>
-                      <w:color w:val="1A1A1A"/>
-                      <w:sz w:val="22"/>
-                      <w:szCs w:val="22"/>
-                    </w:rPr>
-                    <w:t xml:space="preserve">______</w:t>
-                  </w:r>
-                </w:p>
+                    <w:tblBorders>
+                      <w:top w:val="single" w:color="auto" w:sz="4"/>
+                      <w:left w:val="single" w:color="auto" w:sz="4"/>
+                      <w:bottom w:val="single" w:color="auto" w:sz="4"/>
+                      <w:right w:val="single" w:color="auto" w:sz="4"/>
+                      <w:insideH w:val="none" w:color="FFFFFF" w:sz="0"/>
+                      <w:insideV w:val="single" w:color="auto" w:sz="4"/>
+                    </w:tblBorders>
+                  </w:tblPr>
+                  <w:tblGrid>
+                    <w:gridCol w:w="640"/>
+                  </w:tblGrid>
+                  <w:tr>
+                    <w:tc>
+                      <w:tcPr>
+                        <w:tcW w:type="dxa" w:w="520"/>
+                        <w:tcBorders>
+                          <w:top w:val="dashed" w:color="9AA3B5" w:sz="6"/>
+                          <w:left w:val="dashed" w:color="9AA3B5" w:sz="6"/>
+                          <w:bottom w:val="single" w:color="1A1A1A" w:sz="8"/>
+                          <w:right w:val="dashed" w:color="9AA3B5" w:sz="6"/>
+                        </w:tcBorders>
+                        <w:tcMar>
+                          <w:top w:type="dxa" w:w="0"/>
+                          <w:left w:type="dxa" w:w="30"/>
+                          <w:bottom w:type="dxa" w:w="0"/>
+                          <w:right w:type="dxa" w:w="30"/>
+                        </w:tcMar>
+                      </w:tcPr>
+                      <w:p>
+                        <w:pPr>
+                          <w:spacing w:after="0" w:line="250"/>
+                          <w:jc w:val="center"/>
+                        </w:pPr>
+                        <w:r>
+                          <w:rPr>
+                            <w:rFonts w:ascii="Consolas" w:cs="Consolas" w:eastAsia="Consolas" w:hAnsi="Consolas"/>
+                            <w:b/>
+                            <w:bCs/>
+                            <w:color w:val="1A1A1A"/>
+                            <w:sz w:val="26"/>
+                            <w:szCs w:val="26"/>
+                          </w:rPr>
+                          <w:t xml:space="preserve">   </w:t>
+                        </w:r>
+                      </w:p>
+                    </w:tc>
+                  </w:tr>
+                  <w:tr>
+                    <w:tc>
+                      <w:tcPr>
+                        <w:tcW w:type="dxa" w:w="520"/>
+                        <w:tcBorders>
+                          <w:top w:val="none" w:color="FFFFFF" w:sz="0"/>
+                          <w:left w:val="dashed" w:color="9AA3B5" w:sz="6"/>
+                          <w:bottom w:val="dashed" w:color="9AA3B5" w:sz="6"/>
+                          <w:right w:val="dashed" w:color="9AA3B5" w:sz="6"/>
+                        </w:tcBorders>
+                        <w:tcMar>
+                          <w:top w:type="dxa" w:w="0"/>
+                          <w:left w:type="dxa" w:w="30"/>
+                          <w:bottom w:type="dxa" w:w="0"/>
+                          <w:right w:type="dxa" w:w="30"/>
+                        </w:tcMar>
+                      </w:tcPr>
+                      <w:p>
+                        <w:pPr>
+                          <w:spacing w:after="0" w:line="250"/>
+                          <w:jc w:val="center"/>
+                        </w:pPr>
+                        <w:r>
+                          <w:rPr>
+                            <w:rFonts w:ascii="Consolas" w:cs="Consolas" w:eastAsia="Consolas" w:hAnsi="Consolas"/>
+                            <w:b/>
+                            <w:bCs/>
+                            <w:color w:val="1A1A1A"/>
+                            <w:sz w:val="26"/>
+                            <w:szCs w:val="26"/>
+                          </w:rPr>
+                          <w:t xml:space="preserve">   </w:t>
+                        </w:r>
+                      </w:p>
+                    </w:tc>
+                  </w:tr>
+                </w:tbl>
+                <w:p/>
               </w:tc>
             </w:tr>
           </w:tbl>
@@ -1683,6 +1974,9 @@
         </w:tc>
       </w:tr>
       <w:tr>
+        <w:trPr>
+          <w:cantSplit/>
+        </w:trPr>
         <w:tc>
           <w:tcPr>
             <w:tcW w:type="dxa" w:w="4680"/>
@@ -1716,7 +2010,7 @@
           </w:p>
           <w:tbl>
             <w:tblPr>
-              <w:tblW w:type="dxa" w:w="2960"/>
+              <w:tblW w:type="dxa" w:w="3180"/>
               <w:jc w:val="left"/>
               <w:tblBorders>
                 <w:top w:val="single" w:color="auto" w:sz="4"/>
@@ -1732,7 +2026,7 @@
               <w:gridCol w:w="520"/>
               <w:gridCol w:w="700"/>
               <w:gridCol w:w="520"/>
-              <w:gridCol w:w="520"/>
+              <w:gridCol w:w="740"/>
             </w:tblGrid>
             <w:tr>
               <w:tc>
@@ -2021,7 +2315,7 @@
               </w:tc>
               <w:tc>
                 <w:tcPr>
-                  <w:tcW w:type="dxa" w:w="520"/>
+                  <w:tcW w:type="dxa" w:w="740"/>
                   <w:tcBorders>
                     <w:top w:val="none" w:color="FFFFFF" w:sz="0"/>
                     <w:left w:val="none" w:color="FFFFFF" w:sz="0"/>
@@ -2030,27 +2324,102 @@
                   </w:tcBorders>
                   <w:tcMar>
                     <w:top w:type="dxa" w:w="30"/>
-                    <w:left w:type="dxa" w:w="10"/>
+                    <w:left w:type="dxa" w:w="20"/>
                     <w:bottom w:type="dxa" w:w="30"/>
-                    <w:right w:type="dxa" w:w="10"/>
+                    <w:right w:type="dxa" w:w="20"/>
                   </w:tcMar>
                   <w:vAlign w:val="center"/>
                 </w:tcPr>
-                <w:p>
-                  <w:pPr>
+                <w:tbl>
+                  <w:tblPr>
+                    <w:tblW w:type="dxa" w:w="640"/>
                     <w:jc w:val="center"/>
-                  </w:pPr>
-                  <w:r>
-                    <w:rPr>
-                      <w:b/>
-                      <w:bCs/>
-                      <w:color w:val="1A1A1A"/>
-                      <w:sz w:val="22"/>
-                      <w:szCs w:val="22"/>
-                    </w:rPr>
-                    <w:t xml:space="preserve">______</w:t>
-                  </w:r>
-                </w:p>
+                    <w:tblBorders>
+                      <w:top w:val="single" w:color="auto" w:sz="4"/>
+                      <w:left w:val="single" w:color="auto" w:sz="4"/>
+                      <w:bottom w:val="single" w:color="auto" w:sz="4"/>
+                      <w:right w:val="single" w:color="auto" w:sz="4"/>
+                      <w:insideH w:val="none" w:color="FFFFFF" w:sz="0"/>
+                      <w:insideV w:val="single" w:color="auto" w:sz="4"/>
+                    </w:tblBorders>
+                  </w:tblPr>
+                  <w:tblGrid>
+                    <w:gridCol w:w="640"/>
+                  </w:tblGrid>
+                  <w:tr>
+                    <w:tc>
+                      <w:tcPr>
+                        <w:tcW w:type="dxa" w:w="520"/>
+                        <w:tcBorders>
+                          <w:top w:val="dashed" w:color="9AA3B5" w:sz="6"/>
+                          <w:left w:val="dashed" w:color="9AA3B5" w:sz="6"/>
+                          <w:bottom w:val="single" w:color="1A1A1A" w:sz="8"/>
+                          <w:right w:val="dashed" w:color="9AA3B5" w:sz="6"/>
+                        </w:tcBorders>
+                        <w:tcMar>
+                          <w:top w:type="dxa" w:w="0"/>
+                          <w:left w:type="dxa" w:w="30"/>
+                          <w:bottom w:type="dxa" w:w="0"/>
+                          <w:right w:type="dxa" w:w="30"/>
+                        </w:tcMar>
+                      </w:tcPr>
+                      <w:p>
+                        <w:pPr>
+                          <w:spacing w:after="0" w:line="250"/>
+                          <w:jc w:val="center"/>
+                        </w:pPr>
+                        <w:r>
+                          <w:rPr>
+                            <w:rFonts w:ascii="Consolas" w:cs="Consolas" w:eastAsia="Consolas" w:hAnsi="Consolas"/>
+                            <w:b/>
+                            <w:bCs/>
+                            <w:color w:val="1A1A1A"/>
+                            <w:sz w:val="26"/>
+                            <w:szCs w:val="26"/>
+                          </w:rPr>
+                          <w:t xml:space="preserve">   </w:t>
+                        </w:r>
+                      </w:p>
+                    </w:tc>
+                  </w:tr>
+                  <w:tr>
+                    <w:tc>
+                      <w:tcPr>
+                        <w:tcW w:type="dxa" w:w="520"/>
+                        <w:tcBorders>
+                          <w:top w:val="none" w:color="FFFFFF" w:sz="0"/>
+                          <w:left w:val="dashed" w:color="9AA3B5" w:sz="6"/>
+                          <w:bottom w:val="dashed" w:color="9AA3B5" w:sz="6"/>
+                          <w:right w:val="dashed" w:color="9AA3B5" w:sz="6"/>
+                        </w:tcBorders>
+                        <w:tcMar>
+                          <w:top w:type="dxa" w:w="0"/>
+                          <w:left w:type="dxa" w:w="30"/>
+                          <w:bottom w:type="dxa" w:w="0"/>
+                          <w:right w:type="dxa" w:w="30"/>
+                        </w:tcMar>
+                      </w:tcPr>
+                      <w:p>
+                        <w:pPr>
+                          <w:spacing w:after="0" w:line="250"/>
+                          <w:jc w:val="center"/>
+                        </w:pPr>
+                        <w:r>
+                          <w:rPr>
+                            <w:rFonts w:ascii="Consolas" w:cs="Consolas" w:eastAsia="Consolas" w:hAnsi="Consolas"/>
+                            <w:b/>
+                            <w:bCs/>
+                            <w:color w:val="1A1A1A"/>
+                            <w:sz w:val="26"/>
+                            <w:szCs w:val="26"/>
+                          </w:rPr>
+                          <w:t xml:space="preserve">   </w:t>
+                        </w:r>
+                      </w:p>
+                    </w:tc>
+                  </w:tr>
+                </w:tbl>
+                <w:p/>
               </w:tc>
             </w:tr>
           </w:tbl>
@@ -2089,7 +2458,7 @@
           </w:p>
           <w:tbl>
             <w:tblPr>
-              <w:tblW w:type="dxa" w:w="2960"/>
+              <w:tblW w:type="dxa" w:w="3180"/>
               <w:jc w:val="left"/>
               <w:tblBorders>
                 <w:top w:val="single" w:color="auto" w:sz="4"/>
@@ -2105,7 +2474,7 @@
               <w:gridCol w:w="520"/>
               <w:gridCol w:w="700"/>
               <w:gridCol w:w="520"/>
-              <w:gridCol w:w="520"/>
+              <w:gridCol w:w="740"/>
             </w:tblGrid>
             <w:tr>
               <w:tc>
@@ -2394,7 +2763,7 @@
               </w:tc>
               <w:tc>
                 <w:tcPr>
-                  <w:tcW w:type="dxa" w:w="520"/>
+                  <w:tcW w:type="dxa" w:w="740"/>
                   <w:tcBorders>
                     <w:top w:val="none" w:color="FFFFFF" w:sz="0"/>
                     <w:left w:val="none" w:color="FFFFFF" w:sz="0"/>
@@ -2403,27 +2772,102 @@
                   </w:tcBorders>
                   <w:tcMar>
                     <w:top w:type="dxa" w:w="30"/>
-                    <w:left w:type="dxa" w:w="10"/>
+                    <w:left w:type="dxa" w:w="20"/>
                     <w:bottom w:type="dxa" w:w="30"/>
-                    <w:right w:type="dxa" w:w="10"/>
+                    <w:right w:type="dxa" w:w="20"/>
                   </w:tcMar>
                   <w:vAlign w:val="center"/>
                 </w:tcPr>
-                <w:p>
-                  <w:pPr>
+                <w:tbl>
+                  <w:tblPr>
+                    <w:tblW w:type="dxa" w:w="640"/>
                     <w:jc w:val="center"/>
-                  </w:pPr>
-                  <w:r>
-                    <w:rPr>
-                      <w:b/>
-                      <w:bCs/>
-                      <w:color w:val="1A1A1A"/>
-                      <w:sz w:val="22"/>
-                      <w:szCs w:val="22"/>
-                    </w:rPr>
-                    <w:t xml:space="preserve">______</w:t>
-                  </w:r>
-                </w:p>
+                    <w:tblBorders>
+                      <w:top w:val="single" w:color="auto" w:sz="4"/>
+                      <w:left w:val="single" w:color="auto" w:sz="4"/>
+                      <w:bottom w:val="single" w:color="auto" w:sz="4"/>
+                      <w:right w:val="single" w:color="auto" w:sz="4"/>
+                      <w:insideH w:val="none" w:color="FFFFFF" w:sz="0"/>
+                      <w:insideV w:val="single" w:color="auto" w:sz="4"/>
+                    </w:tblBorders>
+                  </w:tblPr>
+                  <w:tblGrid>
+                    <w:gridCol w:w="640"/>
+                  </w:tblGrid>
+                  <w:tr>
+                    <w:tc>
+                      <w:tcPr>
+                        <w:tcW w:type="dxa" w:w="520"/>
+                        <w:tcBorders>
+                          <w:top w:val="dashed" w:color="9AA3B5" w:sz="6"/>
+                          <w:left w:val="dashed" w:color="9AA3B5" w:sz="6"/>
+                          <w:bottom w:val="single" w:color="1A1A1A" w:sz="8"/>
+                          <w:right w:val="dashed" w:color="9AA3B5" w:sz="6"/>
+                        </w:tcBorders>
+                        <w:tcMar>
+                          <w:top w:type="dxa" w:w="0"/>
+                          <w:left w:type="dxa" w:w="30"/>
+                          <w:bottom w:type="dxa" w:w="0"/>
+                          <w:right w:type="dxa" w:w="30"/>
+                        </w:tcMar>
+                      </w:tcPr>
+                      <w:p>
+                        <w:pPr>
+                          <w:spacing w:after="0" w:line="250"/>
+                          <w:jc w:val="center"/>
+                        </w:pPr>
+                        <w:r>
+                          <w:rPr>
+                            <w:rFonts w:ascii="Consolas" w:cs="Consolas" w:eastAsia="Consolas" w:hAnsi="Consolas"/>
+                            <w:b/>
+                            <w:bCs/>
+                            <w:color w:val="1A1A1A"/>
+                            <w:sz w:val="26"/>
+                            <w:szCs w:val="26"/>
+                          </w:rPr>
+                          <w:t xml:space="preserve">   </w:t>
+                        </w:r>
+                      </w:p>
+                    </w:tc>
+                  </w:tr>
+                  <w:tr>
+                    <w:tc>
+                      <w:tcPr>
+                        <w:tcW w:type="dxa" w:w="520"/>
+                        <w:tcBorders>
+                          <w:top w:val="none" w:color="FFFFFF" w:sz="0"/>
+                          <w:left w:val="dashed" w:color="9AA3B5" w:sz="6"/>
+                          <w:bottom w:val="dashed" w:color="9AA3B5" w:sz="6"/>
+                          <w:right w:val="dashed" w:color="9AA3B5" w:sz="6"/>
+                        </w:tcBorders>
+                        <w:tcMar>
+                          <w:top w:type="dxa" w:w="0"/>
+                          <w:left w:type="dxa" w:w="30"/>
+                          <w:bottom w:type="dxa" w:w="0"/>
+                          <w:right w:type="dxa" w:w="30"/>
+                        </w:tcMar>
+                      </w:tcPr>
+                      <w:p>
+                        <w:pPr>
+                          <w:spacing w:after="0" w:line="250"/>
+                          <w:jc w:val="center"/>
+                        </w:pPr>
+                        <w:r>
+                          <w:rPr>
+                            <w:rFonts w:ascii="Consolas" w:cs="Consolas" w:eastAsia="Consolas" w:hAnsi="Consolas"/>
+                            <w:b/>
+                            <w:bCs/>
+                            <w:color w:val="1A1A1A"/>
+                            <w:sz w:val="26"/>
+                            <w:szCs w:val="26"/>
+                          </w:rPr>
+                          <w:t xml:space="preserve">   </w:t>
+                        </w:r>
+                      </w:p>
+                    </w:tc>
+                  </w:tr>
+                </w:tbl>
+                <w:p/>
               </w:tc>
             </w:tr>
           </w:tbl>
@@ -2431,6 +2875,9 @@
         </w:tc>
       </w:tr>
       <w:tr>
+        <w:trPr>
+          <w:cantSplit/>
+        </w:trPr>
         <w:tc>
           <w:tcPr>
             <w:tcW w:type="dxa" w:w="4680"/>
@@ -2464,7 +2911,7 @@
           </w:p>
           <w:tbl>
             <w:tblPr>
-              <w:tblW w:type="dxa" w:w="2960"/>
+              <w:tblW w:type="dxa" w:w="3180"/>
               <w:jc w:val="left"/>
               <w:tblBorders>
                 <w:top w:val="single" w:color="auto" w:sz="4"/>
@@ -2480,7 +2927,7 @@
               <w:gridCol w:w="520"/>
               <w:gridCol w:w="700"/>
               <w:gridCol w:w="520"/>
-              <w:gridCol w:w="520"/>
+              <w:gridCol w:w="740"/>
             </w:tblGrid>
             <w:tr>
               <w:tc>
@@ -2769,7 +3216,7 @@
               </w:tc>
               <w:tc>
                 <w:tcPr>
-                  <w:tcW w:type="dxa" w:w="520"/>
+                  <w:tcW w:type="dxa" w:w="740"/>
                   <w:tcBorders>
                     <w:top w:val="none" w:color="FFFFFF" w:sz="0"/>
                     <w:left w:val="none" w:color="FFFFFF" w:sz="0"/>
@@ -2778,27 +3225,102 @@
                   </w:tcBorders>
                   <w:tcMar>
                     <w:top w:type="dxa" w:w="30"/>
-                    <w:left w:type="dxa" w:w="10"/>
+                    <w:left w:type="dxa" w:w="20"/>
                     <w:bottom w:type="dxa" w:w="30"/>
-                    <w:right w:type="dxa" w:w="10"/>
+                    <w:right w:type="dxa" w:w="20"/>
                   </w:tcMar>
                   <w:vAlign w:val="center"/>
                 </w:tcPr>
-                <w:p>
-                  <w:pPr>
+                <w:tbl>
+                  <w:tblPr>
+                    <w:tblW w:type="dxa" w:w="640"/>
                     <w:jc w:val="center"/>
-                  </w:pPr>
-                  <w:r>
-                    <w:rPr>
-                      <w:b/>
-                      <w:bCs/>
-                      <w:color w:val="1A1A1A"/>
-                      <w:sz w:val="22"/>
-                      <w:szCs w:val="22"/>
-                    </w:rPr>
-                    <w:t xml:space="preserve">______</w:t>
-                  </w:r>
-                </w:p>
+                    <w:tblBorders>
+                      <w:top w:val="single" w:color="auto" w:sz="4"/>
+                      <w:left w:val="single" w:color="auto" w:sz="4"/>
+                      <w:bottom w:val="single" w:color="auto" w:sz="4"/>
+                      <w:right w:val="single" w:color="auto" w:sz="4"/>
+                      <w:insideH w:val="none" w:color="FFFFFF" w:sz="0"/>
+                      <w:insideV w:val="single" w:color="auto" w:sz="4"/>
+                    </w:tblBorders>
+                  </w:tblPr>
+                  <w:tblGrid>
+                    <w:gridCol w:w="640"/>
+                  </w:tblGrid>
+                  <w:tr>
+                    <w:tc>
+                      <w:tcPr>
+                        <w:tcW w:type="dxa" w:w="520"/>
+                        <w:tcBorders>
+                          <w:top w:val="dashed" w:color="9AA3B5" w:sz="6"/>
+                          <w:left w:val="dashed" w:color="9AA3B5" w:sz="6"/>
+                          <w:bottom w:val="single" w:color="1A1A1A" w:sz="8"/>
+                          <w:right w:val="dashed" w:color="9AA3B5" w:sz="6"/>
+                        </w:tcBorders>
+                        <w:tcMar>
+                          <w:top w:type="dxa" w:w="0"/>
+                          <w:left w:type="dxa" w:w="30"/>
+                          <w:bottom w:type="dxa" w:w="0"/>
+                          <w:right w:type="dxa" w:w="30"/>
+                        </w:tcMar>
+                      </w:tcPr>
+                      <w:p>
+                        <w:pPr>
+                          <w:spacing w:after="0" w:line="250"/>
+                          <w:jc w:val="center"/>
+                        </w:pPr>
+                        <w:r>
+                          <w:rPr>
+                            <w:rFonts w:ascii="Consolas" w:cs="Consolas" w:eastAsia="Consolas" w:hAnsi="Consolas"/>
+                            <w:b/>
+                            <w:bCs/>
+                            <w:color w:val="1A1A1A"/>
+                            <w:sz w:val="26"/>
+                            <w:szCs w:val="26"/>
+                          </w:rPr>
+                          <w:t xml:space="preserve">   </w:t>
+                        </w:r>
+                      </w:p>
+                    </w:tc>
+                  </w:tr>
+                  <w:tr>
+                    <w:tc>
+                      <w:tcPr>
+                        <w:tcW w:type="dxa" w:w="520"/>
+                        <w:tcBorders>
+                          <w:top w:val="none" w:color="FFFFFF" w:sz="0"/>
+                          <w:left w:val="dashed" w:color="9AA3B5" w:sz="6"/>
+                          <w:bottom w:val="dashed" w:color="9AA3B5" w:sz="6"/>
+                          <w:right w:val="dashed" w:color="9AA3B5" w:sz="6"/>
+                        </w:tcBorders>
+                        <w:tcMar>
+                          <w:top w:type="dxa" w:w="0"/>
+                          <w:left w:type="dxa" w:w="30"/>
+                          <w:bottom w:type="dxa" w:w="0"/>
+                          <w:right w:type="dxa" w:w="30"/>
+                        </w:tcMar>
+                      </w:tcPr>
+                      <w:p>
+                        <w:pPr>
+                          <w:spacing w:after="0" w:line="250"/>
+                          <w:jc w:val="center"/>
+                        </w:pPr>
+                        <w:r>
+                          <w:rPr>
+                            <w:rFonts w:ascii="Consolas" w:cs="Consolas" w:eastAsia="Consolas" w:hAnsi="Consolas"/>
+                            <w:b/>
+                            <w:bCs/>
+                            <w:color w:val="1A1A1A"/>
+                            <w:sz w:val="26"/>
+                            <w:szCs w:val="26"/>
+                          </w:rPr>
+                          <w:t xml:space="preserve">   </w:t>
+                        </w:r>
+                      </w:p>
+                    </w:tc>
+                  </w:tr>
+                </w:tbl>
+                <w:p/>
               </w:tc>
             </w:tr>
           </w:tbl>
@@ -2837,7 +3359,7 @@
           </w:p>
           <w:tbl>
             <w:tblPr>
-              <w:tblW w:type="dxa" w:w="2960"/>
+              <w:tblW w:type="dxa" w:w="3180"/>
               <w:jc w:val="left"/>
               <w:tblBorders>
                 <w:top w:val="single" w:color="auto" w:sz="4"/>
@@ -2853,7 +3375,7 @@
               <w:gridCol w:w="520"/>
               <w:gridCol w:w="700"/>
               <w:gridCol w:w="520"/>
-              <w:gridCol w:w="520"/>
+              <w:gridCol w:w="740"/>
             </w:tblGrid>
             <w:tr>
               <w:tc>
@@ -2994,7 +3516,7 @@
                       <w:sz w:val="26"/>
                       <w:szCs w:val="26"/>
                     </w:rPr>
-                    <w:t xml:space="preserve">-</w:t>
+                    <w:t xml:space="preserve">−</w:t>
                   </w:r>
                 </w:p>
               </w:tc>
@@ -3142,7 +3664,7 @@
               </w:tc>
               <w:tc>
                 <w:tcPr>
-                  <w:tcW w:type="dxa" w:w="520"/>
+                  <w:tcW w:type="dxa" w:w="740"/>
                   <w:tcBorders>
                     <w:top w:val="none" w:color="FFFFFF" w:sz="0"/>
                     <w:left w:val="none" w:color="FFFFFF" w:sz="0"/>
@@ -3151,27 +3673,102 @@
                   </w:tcBorders>
                   <w:tcMar>
                     <w:top w:type="dxa" w:w="30"/>
-                    <w:left w:type="dxa" w:w="10"/>
+                    <w:left w:type="dxa" w:w="20"/>
                     <w:bottom w:type="dxa" w:w="30"/>
-                    <w:right w:type="dxa" w:w="10"/>
+                    <w:right w:type="dxa" w:w="20"/>
                   </w:tcMar>
                   <w:vAlign w:val="center"/>
                 </w:tcPr>
-                <w:p>
-                  <w:pPr>
+                <w:tbl>
+                  <w:tblPr>
+                    <w:tblW w:type="dxa" w:w="640"/>
                     <w:jc w:val="center"/>
-                  </w:pPr>
-                  <w:r>
-                    <w:rPr>
-                      <w:b/>
-                      <w:bCs/>
-                      <w:color w:val="1A1A1A"/>
-                      <w:sz w:val="22"/>
-                      <w:szCs w:val="22"/>
-                    </w:rPr>
-                    <w:t xml:space="preserve">______</w:t>
-                  </w:r>
-                </w:p>
+                    <w:tblBorders>
+                      <w:top w:val="single" w:color="auto" w:sz="4"/>
+                      <w:left w:val="single" w:color="auto" w:sz="4"/>
+                      <w:bottom w:val="single" w:color="auto" w:sz="4"/>
+                      <w:right w:val="single" w:color="auto" w:sz="4"/>
+                      <w:insideH w:val="none" w:color="FFFFFF" w:sz="0"/>
+                      <w:insideV w:val="single" w:color="auto" w:sz="4"/>
+                    </w:tblBorders>
+                  </w:tblPr>
+                  <w:tblGrid>
+                    <w:gridCol w:w="640"/>
+                  </w:tblGrid>
+                  <w:tr>
+                    <w:tc>
+                      <w:tcPr>
+                        <w:tcW w:type="dxa" w:w="520"/>
+                        <w:tcBorders>
+                          <w:top w:val="dashed" w:color="9AA3B5" w:sz="6"/>
+                          <w:left w:val="dashed" w:color="9AA3B5" w:sz="6"/>
+                          <w:bottom w:val="single" w:color="1A1A1A" w:sz="8"/>
+                          <w:right w:val="dashed" w:color="9AA3B5" w:sz="6"/>
+                        </w:tcBorders>
+                        <w:tcMar>
+                          <w:top w:type="dxa" w:w="0"/>
+                          <w:left w:type="dxa" w:w="30"/>
+                          <w:bottom w:type="dxa" w:w="0"/>
+                          <w:right w:type="dxa" w:w="30"/>
+                        </w:tcMar>
+                      </w:tcPr>
+                      <w:p>
+                        <w:pPr>
+                          <w:spacing w:after="0" w:line="250"/>
+                          <w:jc w:val="center"/>
+                        </w:pPr>
+                        <w:r>
+                          <w:rPr>
+                            <w:rFonts w:ascii="Consolas" w:cs="Consolas" w:eastAsia="Consolas" w:hAnsi="Consolas"/>
+                            <w:b/>
+                            <w:bCs/>
+                            <w:color w:val="1A1A1A"/>
+                            <w:sz w:val="26"/>
+                            <w:szCs w:val="26"/>
+                          </w:rPr>
+                          <w:t xml:space="preserve">   </w:t>
+                        </w:r>
+                      </w:p>
+                    </w:tc>
+                  </w:tr>
+                  <w:tr>
+                    <w:tc>
+                      <w:tcPr>
+                        <w:tcW w:type="dxa" w:w="520"/>
+                        <w:tcBorders>
+                          <w:top w:val="none" w:color="FFFFFF" w:sz="0"/>
+                          <w:left w:val="dashed" w:color="9AA3B5" w:sz="6"/>
+                          <w:bottom w:val="dashed" w:color="9AA3B5" w:sz="6"/>
+                          <w:right w:val="dashed" w:color="9AA3B5" w:sz="6"/>
+                        </w:tcBorders>
+                        <w:tcMar>
+                          <w:top w:type="dxa" w:w="0"/>
+                          <w:left w:type="dxa" w:w="30"/>
+                          <w:bottom w:type="dxa" w:w="0"/>
+                          <w:right w:type="dxa" w:w="30"/>
+                        </w:tcMar>
+                      </w:tcPr>
+                      <w:p>
+                        <w:pPr>
+                          <w:spacing w:after="0" w:line="250"/>
+                          <w:jc w:val="center"/>
+                        </w:pPr>
+                        <w:r>
+                          <w:rPr>
+                            <w:rFonts w:ascii="Consolas" w:cs="Consolas" w:eastAsia="Consolas" w:hAnsi="Consolas"/>
+                            <w:b/>
+                            <w:bCs/>
+                            <w:color w:val="1A1A1A"/>
+                            <w:sz w:val="26"/>
+                            <w:szCs w:val="26"/>
+                          </w:rPr>
+                          <w:t xml:space="preserve">   </w:t>
+                        </w:r>
+                      </w:p>
+                    </w:tc>
+                  </w:tr>
+                </w:tbl>
+                <w:p/>
               </w:tc>
             </w:tr>
           </w:tbl>
@@ -3211,6 +3808,9 @@
         <w:gridCol w:w="9360"/>
       </w:tblGrid>
       <w:tr>
+        <w:trPr>
+          <w:cantSplit/>
+        </w:trPr>
         <w:tc>
           <w:tcPr>
             <w:tcW w:type="dxa" w:w="9360"/>
@@ -3270,20 +3870,7 @@
           <w:sz w:val="26"/>
           <w:szCs w:val="26"/>
         </w:rPr>
-        <w:t xml:space="preserve">Find and fix the mistake</w:t>
-      </w:r>
-    </w:p>
-    <w:p>
-      <w:pPr>
-        <w:spacing w:after="110" w:line="274"/>
-      </w:pPr>
-      <w:r>
-        <w:rPr>
-          <w:color w:val="222222"/>
-          <w:sz w:val="22"/>
-          <w:szCs w:val="22"/>
-        </w:rPr>
-        <w:t xml:space="preserve">Adding 1/2 + 1/3, this student added the tops AND the bottoms to get 2/5. That’s the classic error. Find it and give the correct answer.</w:t>
+        <w:t xml:space="preserve">Find the mistake</w:t>
       </w:r>
     </w:p>
     <w:tbl>
@@ -3302,6 +3889,9 @@
         <w:gridCol w:w="9360"/>
       </w:tblGrid>
       <w:tr>
+        <w:trPr>
+          <w:cantSplit/>
+        </w:trPr>
         <w:tc>
           <w:tcPr>
             <w:tcW w:type="dxa" w:w="9360"/>
@@ -3319,19 +3909,456 @@
               <w:right w:type="dxa" w:w="170"/>
             </w:tcMar>
           </w:tcPr>
-          <w:p>
-            <w:r>
-              <w:rPr>
-                <w:rFonts w:ascii="Consolas" w:cs="Consolas" w:eastAsia="Consolas" w:hAnsi="Consolas"/>
-                <w:b/>
-                <w:bCs/>
-                <w:color w:val="B03A2E"/>
-                <w:sz w:val="24"/>
-                <w:szCs w:val="24"/>
-              </w:rPr>
-              <w:t xml:space="preserve">1/2 + 1/3  =  2/5     (wrong)</w:t>
-            </w:r>
-          </w:p>
+          <w:tbl>
+            <w:tblPr>
+              <w:tblW w:type="dxa" w:w="4540"/>
+              <w:jc w:val="left"/>
+              <w:tblBorders>
+                <w:top w:val="single" w:color="auto" w:sz="4"/>
+                <w:left w:val="single" w:color="auto" w:sz="4"/>
+                <w:bottom w:val="single" w:color="auto" w:sz="4"/>
+                <w:right w:val="single" w:color="auto" w:sz="4"/>
+                <w:insideH w:val="single" w:color="auto" w:sz="4"/>
+                <w:insideV w:val="single" w:color="auto" w:sz="4"/>
+              </w:tblBorders>
+            </w:tblPr>
+            <w:tblGrid>
+              <w:gridCol w:w="700"/>
+              <w:gridCol w:w="520"/>
+              <w:gridCol w:w="700"/>
+              <w:gridCol w:w="520"/>
+              <w:gridCol w:w="700"/>
+              <w:gridCol w:w="1400"/>
+            </w:tblGrid>
+            <w:tr>
+              <w:tc>
+                <w:tcPr>
+                  <w:tcW w:type="dxa" w:w="700"/>
+                  <w:tcBorders>
+                    <w:top w:val="none" w:color="FFFFFF" w:sz="0"/>
+                    <w:left w:val="none" w:color="FFFFFF" w:sz="0"/>
+                    <w:bottom w:val="none" w:color="FFFFFF" w:sz="0"/>
+                    <w:right w:val="none" w:color="FFFFFF" w:sz="0"/>
+                  </w:tcBorders>
+                  <w:tcMar>
+                    <w:top w:type="dxa" w:w="30"/>
+                    <w:left w:type="dxa" w:w="20"/>
+                    <w:bottom w:type="dxa" w:w="30"/>
+                    <w:right w:type="dxa" w:w="20"/>
+                  </w:tcMar>
+                  <w:vAlign w:val="center"/>
+                </w:tcPr>
+                <w:tbl>
+                  <w:tblPr>
+                    <w:tblW w:type="dxa" w:w="600"/>
+                    <w:jc w:val="center"/>
+                    <w:tblBorders>
+                      <w:top w:val="single" w:color="auto" w:sz="4"/>
+                      <w:left w:val="single" w:color="auto" w:sz="4"/>
+                      <w:bottom w:val="single" w:color="auto" w:sz="4"/>
+                      <w:right w:val="single" w:color="auto" w:sz="4"/>
+                      <w:insideH w:val="none" w:color="FFFFFF" w:sz="0"/>
+                      <w:insideV w:val="single" w:color="auto" w:sz="4"/>
+                    </w:tblBorders>
+                  </w:tblPr>
+                  <w:tblGrid>
+                    <w:gridCol w:w="600"/>
+                  </w:tblGrid>
+                  <w:tr>
+                    <w:tc>
+                      <w:tcPr>
+                        <w:tcW w:type="dxa" w:w="520"/>
+                        <w:tcBorders>
+                          <w:top w:val="none" w:color="FFFFFF" w:sz="0"/>
+                          <w:left w:val="none" w:color="FFFFFF" w:sz="0"/>
+                          <w:bottom w:val="single" w:color="1A1A1A" w:sz="8"/>
+                          <w:right w:val="none" w:color="FFFFFF" w:sz="0"/>
+                        </w:tcBorders>
+                        <w:tcMar>
+                          <w:top w:type="dxa" w:w="0"/>
+                          <w:left w:type="dxa" w:w="30"/>
+                          <w:bottom w:type="dxa" w:w="0"/>
+                          <w:right w:type="dxa" w:w="30"/>
+                        </w:tcMar>
+                      </w:tcPr>
+                      <w:p>
+                        <w:pPr>
+                          <w:spacing w:after="0" w:line="230"/>
+                          <w:jc w:val="center"/>
+                        </w:pPr>
+                        <w:r>
+                          <w:rPr>
+                            <w:rFonts w:ascii="Consolas" w:cs="Consolas" w:eastAsia="Consolas" w:hAnsi="Consolas"/>
+                            <w:b/>
+                            <w:bCs/>
+                            <w:color w:val="B03A2E"/>
+                            <w:sz w:val="26"/>
+                            <w:szCs w:val="26"/>
+                          </w:rPr>
+                          <w:t xml:space="preserve">1</w:t>
+                        </w:r>
+                      </w:p>
+                    </w:tc>
+                  </w:tr>
+                  <w:tr>
+                    <w:tc>
+                      <w:tcPr>
+                        <w:tcW w:type="dxa" w:w="520"/>
+                        <w:tcBorders>
+                          <w:top w:val="none" w:color="FFFFFF" w:sz="0"/>
+                          <w:left w:val="none" w:color="FFFFFF" w:sz="0"/>
+                          <w:bottom w:val="none" w:color="FFFFFF" w:sz="0"/>
+                          <w:right w:val="none" w:color="FFFFFF" w:sz="0"/>
+                        </w:tcBorders>
+                        <w:tcMar>
+                          <w:top w:type="dxa" w:w="0"/>
+                          <w:left w:type="dxa" w:w="30"/>
+                          <w:bottom w:type="dxa" w:w="0"/>
+                          <w:right w:type="dxa" w:w="30"/>
+                        </w:tcMar>
+                      </w:tcPr>
+                      <w:p>
+                        <w:pPr>
+                          <w:spacing w:after="0" w:line="230"/>
+                          <w:jc w:val="center"/>
+                        </w:pPr>
+                        <w:r>
+                          <w:rPr>
+                            <w:rFonts w:ascii="Consolas" w:cs="Consolas" w:eastAsia="Consolas" w:hAnsi="Consolas"/>
+                            <w:b/>
+                            <w:bCs/>
+                            <w:color w:val="B03A2E"/>
+                            <w:sz w:val="26"/>
+                            <w:szCs w:val="26"/>
+                          </w:rPr>
+                          <w:t xml:space="preserve">2</w:t>
+                        </w:r>
+                      </w:p>
+                    </w:tc>
+                  </w:tr>
+                </w:tbl>
+                <w:p/>
+              </w:tc>
+              <w:tc>
+                <w:tcPr>
+                  <w:tcW w:type="dxa" w:w="520"/>
+                  <w:tcBorders>
+                    <w:top w:val="none" w:color="FFFFFF" w:sz="0"/>
+                    <w:left w:val="none" w:color="FFFFFF" w:sz="0"/>
+                    <w:bottom w:val="none" w:color="FFFFFF" w:sz="0"/>
+                    <w:right w:val="none" w:color="FFFFFF" w:sz="0"/>
+                  </w:tcBorders>
+                  <w:tcMar>
+                    <w:top w:type="dxa" w:w="30"/>
+                    <w:left w:type="dxa" w:w="10"/>
+                    <w:bottom w:type="dxa" w:w="30"/>
+                    <w:right w:type="dxa" w:w="10"/>
+                  </w:tcMar>
+                  <w:vAlign w:val="center"/>
+                </w:tcPr>
+                <w:p>
+                  <w:pPr>
+                    <w:jc w:val="center"/>
+                  </w:pPr>
+                  <w:r>
+                    <w:rPr>
+                      <w:rFonts w:ascii="Consolas" w:cs="Consolas" w:eastAsia="Consolas" w:hAnsi="Consolas"/>
+                      <w:b/>
+                      <w:bCs/>
+                      <w:color w:val="7A86A8"/>
+                      <w:sz w:val="26"/>
+                      <w:szCs w:val="26"/>
+                    </w:rPr>
+                    <w:t xml:space="preserve">+</w:t>
+                  </w:r>
+                </w:p>
+              </w:tc>
+              <w:tc>
+                <w:tcPr>
+                  <w:tcW w:type="dxa" w:w="700"/>
+                  <w:tcBorders>
+                    <w:top w:val="none" w:color="FFFFFF" w:sz="0"/>
+                    <w:left w:val="none" w:color="FFFFFF" w:sz="0"/>
+                    <w:bottom w:val="none" w:color="FFFFFF" w:sz="0"/>
+                    <w:right w:val="none" w:color="FFFFFF" w:sz="0"/>
+                  </w:tcBorders>
+                  <w:tcMar>
+                    <w:top w:type="dxa" w:w="30"/>
+                    <w:left w:type="dxa" w:w="20"/>
+                    <w:bottom w:type="dxa" w:w="30"/>
+                    <w:right w:type="dxa" w:w="20"/>
+                  </w:tcMar>
+                  <w:vAlign w:val="center"/>
+                </w:tcPr>
+                <w:tbl>
+                  <w:tblPr>
+                    <w:tblW w:type="dxa" w:w="600"/>
+                    <w:jc w:val="center"/>
+                    <w:tblBorders>
+                      <w:top w:val="single" w:color="auto" w:sz="4"/>
+                      <w:left w:val="single" w:color="auto" w:sz="4"/>
+                      <w:bottom w:val="single" w:color="auto" w:sz="4"/>
+                      <w:right w:val="single" w:color="auto" w:sz="4"/>
+                      <w:insideH w:val="none" w:color="FFFFFF" w:sz="0"/>
+                      <w:insideV w:val="single" w:color="auto" w:sz="4"/>
+                    </w:tblBorders>
+                  </w:tblPr>
+                  <w:tblGrid>
+                    <w:gridCol w:w="600"/>
+                  </w:tblGrid>
+                  <w:tr>
+                    <w:tc>
+                      <w:tcPr>
+                        <w:tcW w:type="dxa" w:w="520"/>
+                        <w:tcBorders>
+                          <w:top w:val="none" w:color="FFFFFF" w:sz="0"/>
+                          <w:left w:val="none" w:color="FFFFFF" w:sz="0"/>
+                          <w:bottom w:val="single" w:color="1A1A1A" w:sz="8"/>
+                          <w:right w:val="none" w:color="FFFFFF" w:sz="0"/>
+                        </w:tcBorders>
+                        <w:tcMar>
+                          <w:top w:type="dxa" w:w="0"/>
+                          <w:left w:type="dxa" w:w="30"/>
+                          <w:bottom w:type="dxa" w:w="0"/>
+                          <w:right w:type="dxa" w:w="30"/>
+                        </w:tcMar>
+                      </w:tcPr>
+                      <w:p>
+                        <w:pPr>
+                          <w:spacing w:after="0" w:line="230"/>
+                          <w:jc w:val="center"/>
+                        </w:pPr>
+                        <w:r>
+                          <w:rPr>
+                            <w:rFonts w:ascii="Consolas" w:cs="Consolas" w:eastAsia="Consolas" w:hAnsi="Consolas"/>
+                            <w:b/>
+                            <w:bCs/>
+                            <w:color w:val="B03A2E"/>
+                            <w:sz w:val="26"/>
+                            <w:szCs w:val="26"/>
+                          </w:rPr>
+                          <w:t xml:space="preserve">1</w:t>
+                        </w:r>
+                      </w:p>
+                    </w:tc>
+                  </w:tr>
+                  <w:tr>
+                    <w:tc>
+                      <w:tcPr>
+                        <w:tcW w:type="dxa" w:w="520"/>
+                        <w:tcBorders>
+                          <w:top w:val="none" w:color="FFFFFF" w:sz="0"/>
+                          <w:left w:val="none" w:color="FFFFFF" w:sz="0"/>
+                          <w:bottom w:val="none" w:color="FFFFFF" w:sz="0"/>
+                          <w:right w:val="none" w:color="FFFFFF" w:sz="0"/>
+                        </w:tcBorders>
+                        <w:tcMar>
+                          <w:top w:type="dxa" w:w="0"/>
+                          <w:left w:type="dxa" w:w="30"/>
+                          <w:bottom w:type="dxa" w:w="0"/>
+                          <w:right w:type="dxa" w:w="30"/>
+                        </w:tcMar>
+                      </w:tcPr>
+                      <w:p>
+                        <w:pPr>
+                          <w:spacing w:after="0" w:line="230"/>
+                          <w:jc w:val="center"/>
+                        </w:pPr>
+                        <w:r>
+                          <w:rPr>
+                            <w:rFonts w:ascii="Consolas" w:cs="Consolas" w:eastAsia="Consolas" w:hAnsi="Consolas"/>
+                            <w:b/>
+                            <w:bCs/>
+                            <w:color w:val="B03A2E"/>
+                            <w:sz w:val="26"/>
+                            <w:szCs w:val="26"/>
+                          </w:rPr>
+                          <w:t xml:space="preserve">3</w:t>
+                        </w:r>
+                      </w:p>
+                    </w:tc>
+                  </w:tr>
+                </w:tbl>
+                <w:p/>
+              </w:tc>
+              <w:tc>
+                <w:tcPr>
+                  <w:tcW w:type="dxa" w:w="520"/>
+                  <w:tcBorders>
+                    <w:top w:val="none" w:color="FFFFFF" w:sz="0"/>
+                    <w:left w:val="none" w:color="FFFFFF" w:sz="0"/>
+                    <w:bottom w:val="none" w:color="FFFFFF" w:sz="0"/>
+                    <w:right w:val="none" w:color="FFFFFF" w:sz="0"/>
+                  </w:tcBorders>
+                  <w:tcMar>
+                    <w:top w:type="dxa" w:w="30"/>
+                    <w:left w:type="dxa" w:w="10"/>
+                    <w:bottom w:type="dxa" w:w="30"/>
+                    <w:right w:type="dxa" w:w="10"/>
+                  </w:tcMar>
+                  <w:vAlign w:val="center"/>
+                </w:tcPr>
+                <w:p>
+                  <w:pPr>
+                    <w:jc w:val="center"/>
+                  </w:pPr>
+                  <w:r>
+                    <w:rPr>
+                      <w:rFonts w:ascii="Consolas" w:cs="Consolas" w:eastAsia="Consolas" w:hAnsi="Consolas"/>
+                      <w:b/>
+                      <w:bCs/>
+                      <w:color w:val="7A86A8"/>
+                      <w:sz w:val="26"/>
+                      <w:szCs w:val="26"/>
+                    </w:rPr>
+                    <w:t xml:space="preserve">=</w:t>
+                  </w:r>
+                </w:p>
+              </w:tc>
+              <w:tc>
+                <w:tcPr>
+                  <w:tcW w:type="dxa" w:w="700"/>
+                  <w:tcBorders>
+                    <w:top w:val="none" w:color="FFFFFF" w:sz="0"/>
+                    <w:left w:val="none" w:color="FFFFFF" w:sz="0"/>
+                    <w:bottom w:val="none" w:color="FFFFFF" w:sz="0"/>
+                    <w:right w:val="none" w:color="FFFFFF" w:sz="0"/>
+                  </w:tcBorders>
+                  <w:tcMar>
+                    <w:top w:type="dxa" w:w="30"/>
+                    <w:left w:type="dxa" w:w="20"/>
+                    <w:bottom w:type="dxa" w:w="30"/>
+                    <w:right w:type="dxa" w:w="20"/>
+                  </w:tcMar>
+                  <w:vAlign w:val="center"/>
+                </w:tcPr>
+                <w:tbl>
+                  <w:tblPr>
+                    <w:tblW w:type="dxa" w:w="600"/>
+                    <w:jc w:val="center"/>
+                    <w:tblBorders>
+                      <w:top w:val="single" w:color="auto" w:sz="4"/>
+                      <w:left w:val="single" w:color="auto" w:sz="4"/>
+                      <w:bottom w:val="single" w:color="auto" w:sz="4"/>
+                      <w:right w:val="single" w:color="auto" w:sz="4"/>
+                      <w:insideH w:val="none" w:color="FFFFFF" w:sz="0"/>
+                      <w:insideV w:val="single" w:color="auto" w:sz="4"/>
+                    </w:tblBorders>
+                  </w:tblPr>
+                  <w:tblGrid>
+                    <w:gridCol w:w="600"/>
+                  </w:tblGrid>
+                  <w:tr>
+                    <w:tc>
+                      <w:tcPr>
+                        <w:tcW w:type="dxa" w:w="520"/>
+                        <w:tcBorders>
+                          <w:top w:val="none" w:color="FFFFFF" w:sz="0"/>
+                          <w:left w:val="none" w:color="FFFFFF" w:sz="0"/>
+                          <w:bottom w:val="single" w:color="1A1A1A" w:sz="8"/>
+                          <w:right w:val="none" w:color="FFFFFF" w:sz="0"/>
+                        </w:tcBorders>
+                        <w:tcMar>
+                          <w:top w:type="dxa" w:w="0"/>
+                          <w:left w:type="dxa" w:w="30"/>
+                          <w:bottom w:type="dxa" w:w="0"/>
+                          <w:right w:type="dxa" w:w="30"/>
+                        </w:tcMar>
+                      </w:tcPr>
+                      <w:p>
+                        <w:pPr>
+                          <w:spacing w:after="0" w:line="230"/>
+                          <w:jc w:val="center"/>
+                        </w:pPr>
+                        <w:r>
+                          <w:rPr>
+                            <w:rFonts w:ascii="Consolas" w:cs="Consolas" w:eastAsia="Consolas" w:hAnsi="Consolas"/>
+                            <w:b/>
+                            <w:bCs/>
+                            <w:color w:val="B03A2E"/>
+                            <w:sz w:val="26"/>
+                            <w:szCs w:val="26"/>
+                          </w:rPr>
+                          <w:t xml:space="preserve">2</w:t>
+                        </w:r>
+                      </w:p>
+                    </w:tc>
+                  </w:tr>
+                  <w:tr>
+                    <w:tc>
+                      <w:tcPr>
+                        <w:tcW w:type="dxa" w:w="520"/>
+                        <w:tcBorders>
+                          <w:top w:val="none" w:color="FFFFFF" w:sz="0"/>
+                          <w:left w:val="none" w:color="FFFFFF" w:sz="0"/>
+                          <w:bottom w:val="none" w:color="FFFFFF" w:sz="0"/>
+                          <w:right w:val="none" w:color="FFFFFF" w:sz="0"/>
+                        </w:tcBorders>
+                        <w:tcMar>
+                          <w:top w:type="dxa" w:w="0"/>
+                          <w:left w:type="dxa" w:w="30"/>
+                          <w:bottom w:type="dxa" w:w="0"/>
+                          <w:right w:type="dxa" w:w="30"/>
+                        </w:tcMar>
+                      </w:tcPr>
+                      <w:p>
+                        <w:pPr>
+                          <w:spacing w:after="0" w:line="230"/>
+                          <w:jc w:val="center"/>
+                        </w:pPr>
+                        <w:r>
+                          <w:rPr>
+                            <w:rFonts w:ascii="Consolas" w:cs="Consolas" w:eastAsia="Consolas" w:hAnsi="Consolas"/>
+                            <w:b/>
+                            <w:bCs/>
+                            <w:color w:val="B03A2E"/>
+                            <w:sz w:val="26"/>
+                            <w:szCs w:val="26"/>
+                          </w:rPr>
+                          <w:t xml:space="preserve">5</w:t>
+                        </w:r>
+                      </w:p>
+                    </w:tc>
+                  </w:tr>
+                </w:tbl>
+                <w:p/>
+              </w:tc>
+              <w:tc>
+                <w:tcPr>
+                  <w:tcW w:type="dxa" w:w="1400"/>
+                  <w:tcBorders>
+                    <w:top w:val="none" w:color="FFFFFF" w:sz="0"/>
+                    <w:left w:val="none" w:color="FFFFFF" w:sz="0"/>
+                    <w:bottom w:val="none" w:color="FFFFFF" w:sz="0"/>
+                    <w:right w:val="none" w:color="FFFFFF" w:sz="0"/>
+                  </w:tcBorders>
+                  <w:tcMar>
+                    <w:top w:type="dxa" w:w="30"/>
+                    <w:left w:type="dxa" w:w="20"/>
+                    <w:bottom w:type="dxa" w:w="30"/>
+                    <w:right w:type="dxa" w:w="20"/>
+                  </w:tcMar>
+                  <w:vAlign w:val="center"/>
+                </w:tcPr>
+                <w:p>
+                  <w:pPr>
+                    <w:spacing w:after="0"/>
+                  </w:pPr>
+                  <w:r>
+                    <w:rPr>
+                      <w:rFonts w:ascii="Consolas" w:cs="Consolas" w:eastAsia="Consolas" w:hAnsi="Consolas"/>
+                      <w:b/>
+                      <w:bCs/>
+                      <w:color w:val="B03A2E"/>
+                      <w:sz w:val="22"/>
+                      <w:szCs w:val="22"/>
+                    </w:rPr>
+                    <w:t xml:space="preserve">  ✗ wrong</w:t>
+                  </w:r>
+                </w:p>
+              </w:tc>
+            </w:tr>
+          </w:tbl>
           <w:p>
             <w:pPr>
               <w:spacing w:after="40" w:before="80"/>
@@ -3342,18 +4369,173 @@
                 <w:sz w:val="21"/>
                 <w:szCs w:val="21"/>
               </w:rPr>
-              <w:t xml:space="preserve">What went wrong? ________________________________________</w:t>
+              <w:t xml:space="preserve">What went wrong? ______________________________</w:t>
             </w:r>
           </w:p>
+          <w:tbl>
+            <w:tblPr>
+              <w:tblW w:type="dxa" w:w="2840"/>
+              <w:jc w:val="left"/>
+              <w:tblBorders>
+                <w:top w:val="single" w:color="auto" w:sz="4"/>
+                <w:left w:val="single" w:color="auto" w:sz="4"/>
+                <w:bottom w:val="single" w:color="auto" w:sz="4"/>
+                <w:right w:val="single" w:color="auto" w:sz="4"/>
+                <w:insideH w:val="single" w:color="auto" w:sz="4"/>
+                <w:insideV w:val="single" w:color="auto" w:sz="4"/>
+              </w:tblBorders>
+            </w:tblPr>
+            <w:tblGrid>
+              <w:gridCol w:w="2100"/>
+              <w:gridCol w:w="740"/>
+            </w:tblGrid>
+            <w:tr>
+              <w:tc>
+                <w:tcPr>
+                  <w:tcW w:type="dxa" w:w="2100"/>
+                  <w:tcBorders>
+                    <w:top w:val="none" w:color="FFFFFF" w:sz="0"/>
+                    <w:left w:val="none" w:color="FFFFFF" w:sz="0"/>
+                    <w:bottom w:val="none" w:color="FFFFFF" w:sz="0"/>
+                    <w:right w:val="none" w:color="FFFFFF" w:sz="0"/>
+                  </w:tcBorders>
+                  <w:tcMar>
+                    <w:top w:type="dxa" w:w="30"/>
+                    <w:left w:type="dxa" w:w="20"/>
+                    <w:bottom w:type="dxa" w:w="30"/>
+                    <w:right w:type="dxa" w:w="20"/>
+                  </w:tcMar>
+                  <w:vAlign w:val="center"/>
+                </w:tcPr>
+                <w:p>
+                  <w:pPr>
+                    <w:spacing w:after="0"/>
+                  </w:pPr>
+                  <w:r>
+                    <w:rPr>
+                      <w:rFonts w:ascii="Consolas" w:cs="Consolas" w:eastAsia="Consolas" w:hAnsi="Consolas"/>
+                      <w:color w:val="1A1A1A"/>
+                      <w:sz w:val="22"/>
+                      <w:szCs w:val="22"/>
+                    </w:rPr>
+                    <w:t xml:space="preserve">Correct answer:</w:t>
+                  </w:r>
+                </w:p>
+              </w:tc>
+              <w:tc>
+                <w:tcPr>
+                  <w:tcW w:type="dxa" w:w="740"/>
+                  <w:tcBorders>
+                    <w:top w:val="none" w:color="FFFFFF" w:sz="0"/>
+                    <w:left w:val="none" w:color="FFFFFF" w:sz="0"/>
+                    <w:bottom w:val="none" w:color="FFFFFF" w:sz="0"/>
+                    <w:right w:val="none" w:color="FFFFFF" w:sz="0"/>
+                  </w:tcBorders>
+                  <w:tcMar>
+                    <w:top w:type="dxa" w:w="30"/>
+                    <w:left w:type="dxa" w:w="20"/>
+                    <w:bottom w:type="dxa" w:w="30"/>
+                    <w:right w:type="dxa" w:w="20"/>
+                  </w:tcMar>
+                  <w:vAlign w:val="center"/>
+                </w:tcPr>
+                <w:tbl>
+                  <w:tblPr>
+                    <w:tblW w:type="dxa" w:w="640"/>
+                    <w:jc w:val="center"/>
+                    <w:tblBorders>
+                      <w:top w:val="single" w:color="auto" w:sz="4"/>
+                      <w:left w:val="single" w:color="auto" w:sz="4"/>
+                      <w:bottom w:val="single" w:color="auto" w:sz="4"/>
+                      <w:right w:val="single" w:color="auto" w:sz="4"/>
+                      <w:insideH w:val="none" w:color="FFFFFF" w:sz="0"/>
+                      <w:insideV w:val="single" w:color="auto" w:sz="4"/>
+                    </w:tblBorders>
+                  </w:tblPr>
+                  <w:tblGrid>
+                    <w:gridCol w:w="640"/>
+                  </w:tblGrid>
+                  <w:tr>
+                    <w:tc>
+                      <w:tcPr>
+                        <w:tcW w:type="dxa" w:w="520"/>
+                        <w:tcBorders>
+                          <w:top w:val="dashed" w:color="9AA3B5" w:sz="6"/>
+                          <w:left w:val="dashed" w:color="9AA3B5" w:sz="6"/>
+                          <w:bottom w:val="single" w:color="1A1A1A" w:sz="8"/>
+                          <w:right w:val="dashed" w:color="9AA3B5" w:sz="6"/>
+                        </w:tcBorders>
+                        <w:tcMar>
+                          <w:top w:type="dxa" w:w="0"/>
+                          <w:left w:type="dxa" w:w="30"/>
+                          <w:bottom w:type="dxa" w:w="0"/>
+                          <w:right w:type="dxa" w:w="30"/>
+                        </w:tcMar>
+                      </w:tcPr>
+                      <w:p>
+                        <w:pPr>
+                          <w:spacing w:after="0" w:line="250"/>
+                          <w:jc w:val="center"/>
+                        </w:pPr>
+                        <w:r>
+                          <w:rPr>
+                            <w:rFonts w:ascii="Consolas" w:cs="Consolas" w:eastAsia="Consolas" w:hAnsi="Consolas"/>
+                            <w:b/>
+                            <w:bCs/>
+                            <w:color w:val="1A1A1A"/>
+                            <w:sz w:val="26"/>
+                            <w:szCs w:val="26"/>
+                          </w:rPr>
+                          <w:t xml:space="preserve">   </w:t>
+                        </w:r>
+                      </w:p>
+                    </w:tc>
+                  </w:tr>
+                  <w:tr>
+                    <w:tc>
+                      <w:tcPr>
+                        <w:tcW w:type="dxa" w:w="520"/>
+                        <w:tcBorders>
+                          <w:top w:val="none" w:color="FFFFFF" w:sz="0"/>
+                          <w:left w:val="dashed" w:color="9AA3B5" w:sz="6"/>
+                          <w:bottom w:val="dashed" w:color="9AA3B5" w:sz="6"/>
+                          <w:right w:val="dashed" w:color="9AA3B5" w:sz="6"/>
+                        </w:tcBorders>
+                        <w:tcMar>
+                          <w:top w:type="dxa" w:w="0"/>
+                          <w:left w:type="dxa" w:w="30"/>
+                          <w:bottom w:type="dxa" w:w="0"/>
+                          <w:right w:type="dxa" w:w="30"/>
+                        </w:tcMar>
+                      </w:tcPr>
+                      <w:p>
+                        <w:pPr>
+                          <w:spacing w:after="0" w:line="250"/>
+                          <w:jc w:val="center"/>
+                        </w:pPr>
+                        <w:r>
+                          <w:rPr>
+                            <w:rFonts w:ascii="Consolas" w:cs="Consolas" w:eastAsia="Consolas" w:hAnsi="Consolas"/>
+                            <w:b/>
+                            <w:bCs/>
+                            <w:color w:val="1A1A1A"/>
+                            <w:sz w:val="26"/>
+                            <w:szCs w:val="26"/>
+                          </w:rPr>
+                          <w:t xml:space="preserve">   </w:t>
+                        </w:r>
+                      </w:p>
+                    </w:tc>
+                  </w:tr>
+                </w:tbl>
+                <w:p/>
+              </w:tc>
+            </w:tr>
+          </w:tbl>
           <w:p>
-            <w:r>
-              <w:rPr>
-                <w:rFonts w:ascii="Consolas" w:cs="Consolas" w:eastAsia="Consolas" w:hAnsi="Consolas"/>
-                <w:sz w:val="21"/>
-                <w:szCs w:val="21"/>
-              </w:rPr>
-              <w:t xml:space="preserve">Correct answer: ______   (use a common denominator)</w:t>
-            </w:r>
+            <w:pPr>
+              <w:spacing w:after="0" w:line="120" w:lineRule="exact"/>
+            </w:pPr>
           </w:p>
         </w:tc>
       </w:tr>
@@ -3370,7 +4552,7 @@
           <w:sz w:val="20"/>
           <w:szCs w:val="20"/>
         </w:rPr>
-        <w:t xml:space="preserve">You never add the bottoms. Common denominator, every time. ★</w:t>
+        <w:t xml:space="preserve">Never add the bottoms. ★</w:t>
       </w:r>
     </w:p>
     <w:sectPr>
